--- a/doc/Questions sur les dataset.docx
+++ b/doc/Questions sur les dataset.docx
@@ -79,7 +79,19 @@
         <w:rPr>
           <w:sz w:val="24"/>
         </w:rPr>
-        <w:t xml:space="preserve">On rappelle la structure des expériences afin de comprendre la structure des jeux de données. Des sonnées spectrométriques ont été mesurées sur des graines de colza, de différentes variétés. Puis des mesures semblables ont été réalisé sur des feuilles sèches de ces mêmes variétés. Pour obtenir ces feuilles sèches, le colza a été planté dans des bacs, constitués de quatre parties. Il y a donc 4 génotype différent de colza dans un seul bac, et 9 plants par génotype. </w:t>
+        <w:t>On rappelle la structure des expériences afin de comprendre la structure des jeux de données. Des sonnées spectrométriques ont été mesurées sur des graines de colza, de différentes variétés. Puis des mesures semblables ont été réalisé sur des feuilles sèches de ces mêmes variétés. Pour obtenir ces feuilles sèches, le colza a été planté dans des bacs, constitués de quatre parties. Il y a donc 4 génotype</w:t>
+      </w:r>
+      <w:r>
+        <w:rPr>
+          <w:sz w:val="24"/>
+        </w:rPr>
+        <w:t>s</w:t>
+      </w:r>
+      <w:r>
+        <w:rPr>
+          <w:sz w:val="24"/>
+        </w:rPr>
+        <w:t xml:space="preserve"> différent de colza dans un seul bac, et 9 plants par génotype. </w:t>
       </w:r>
     </w:p>
     <w:p>
@@ -106,7 +118,19 @@
         <w:rPr>
           <w:sz w:val="24"/>
         </w:rPr>
-        <w:t xml:space="preserve">, etc…) ont été réalisée tout au long de ces expérimentations. Cette expérience s’est déroulée en trois expérimentations différentes. La première débute en </w:t>
+        <w:t>, etc…) ont été réalisée</w:t>
+      </w:r>
+      <w:r>
+        <w:rPr>
+          <w:sz w:val="24"/>
+        </w:rPr>
+        <w:t>s</w:t>
+      </w:r>
+      <w:r>
+        <w:rPr>
+          <w:sz w:val="24"/>
+        </w:rPr>
+        <w:t xml:space="preserve"> tout au long de ces expérimentations. Cette expérience s’est déroulée en trois expérimentations différentes. La première débute en </w:t>
       </w:r>
       <w:r>
         <w:rPr>
@@ -169,7 +193,19 @@
         <w:rPr>
           <w:sz w:val="24"/>
         </w:rPr>
-        <w:t xml:space="preserve">On a donc a l’issue de ces expérimentations </w:t>
+        <w:t xml:space="preserve">On a donc </w:t>
+      </w:r>
+      <w:r>
+        <w:rPr>
+          <w:sz w:val="24"/>
+        </w:rPr>
+        <w:t>à</w:t>
+      </w:r>
+      <w:r>
+        <w:rPr>
+          <w:sz w:val="24"/>
+        </w:rPr>
+        <w:t xml:space="preserve"> l’issue de ces expérimentations </w:t>
       </w:r>
       <w:r>
         <w:rPr>
@@ -248,23 +284,13 @@
         </w:rPr>
         <w:t>Le dossier « </w:t>
       </w:r>
-      <w:proofErr w:type="spellStart"/>
       <w:r>
         <w:rPr>
           <w:i/>
           <w:iCs/>
           <w:sz w:val="24"/>
         </w:rPr>
-        <w:t>NIRS_experiment</w:t>
-      </w:r>
-      <w:proofErr w:type="spellEnd"/>
-      <w:r>
-        <w:rPr>
-          <w:i/>
-          <w:iCs/>
-          <w:sz w:val="24"/>
-        </w:rPr>
-        <w:t>/Graines</w:t>
+        <w:t>NIRS_experiment/Graines</w:t>
       </w:r>
       <w:r>
         <w:rPr>
@@ -412,7 +438,6 @@
         </w:rPr>
         <w:t xml:space="preserve"> « </w:t>
       </w:r>
-      <w:proofErr w:type="spellStart"/>
       <w:r>
         <w:rPr>
           <w:i/>
@@ -421,7 +446,6 @@
         </w:rPr>
         <w:t>nirs_seeds_MEAN</w:t>
       </w:r>
-      <w:proofErr w:type="spellEnd"/>
       <w:r>
         <w:rPr>
           <w:sz w:val="24"/>
@@ -484,7 +508,6 @@
         </w:rPr>
         <w:t>Le jeu de donnée « </w:t>
       </w:r>
-      <w:proofErr w:type="spellStart"/>
       <w:r>
         <w:rPr>
           <w:i/>
@@ -493,7 +516,6 @@
         </w:rPr>
         <w:t>nirs_seeds_BLUP</w:t>
       </w:r>
-      <w:proofErr w:type="spellEnd"/>
       <w:r>
         <w:rPr>
           <w:sz w:val="24"/>
@@ -537,7 +559,7 @@
           <w:color w:val="215E99" w:themeColor="text2" w:themeTint="BF"/>
           <w:sz w:val="24"/>
         </w:rPr>
-        <w:t>Quels sont les génotypes manquants ? Sont-ce les derniers ? Des génotypes pour qui les spectres n’étaient pas cohérents ?</w:t>
+        <w:t xml:space="preserve">Quels sont les génotypes manquants ? </w:t>
       </w:r>
       <w:r>
         <w:rPr>
@@ -546,6 +568,24 @@
           <w:color w:val="215E99" w:themeColor="text2" w:themeTint="BF"/>
           <w:sz w:val="24"/>
         </w:rPr>
+        <w:t>Est-ce que ce sont</w:t>
+      </w:r>
+      <w:r>
+        <w:rPr>
+          <w:i/>
+          <w:iCs/>
+          <w:color w:val="215E99" w:themeColor="text2" w:themeTint="BF"/>
+          <w:sz w:val="24"/>
+        </w:rPr>
+        <w:t xml:space="preserve"> les derniers ? Des génotypes pour qui les spectres n’étaient pas cohérents ?</w:t>
+      </w:r>
+      <w:r>
+        <w:rPr>
+          <w:i/>
+          <w:iCs/>
+          <w:color w:val="215E99" w:themeColor="text2" w:themeTint="BF"/>
+          <w:sz w:val="24"/>
+        </w:rPr>
         <w:t xml:space="preserve"> Pourquoi y a-t-il 5 génotypes en moins ?</w:t>
       </w:r>
       <w:r>
@@ -584,34 +624,14 @@
         </w:rPr>
         <w:t>Le dossier « </w:t>
       </w:r>
-      <w:proofErr w:type="spellStart"/>
       <w:r>
         <w:rPr>
           <w:i/>
           <w:iCs/>
           <w:sz w:val="24"/>
         </w:rPr>
-        <w:t>NIRS_experiment</w:t>
-      </w:r>
-      <w:proofErr w:type="spellEnd"/>
-      <w:r>
-        <w:rPr>
-          <w:i/>
-          <w:iCs/>
-          <w:sz w:val="24"/>
-        </w:rPr>
-        <w:t>/</w:t>
-      </w:r>
-      <w:proofErr w:type="spellStart"/>
-      <w:r>
-        <w:rPr>
-          <w:i/>
-          <w:iCs/>
-          <w:sz w:val="24"/>
-        </w:rPr>
-        <w:t>Feuilles_seches</w:t>
-      </w:r>
-      <w:proofErr w:type="spellEnd"/>
+        <w:t>NIRS_experiment/Feuilles_seches</w:t>
+      </w:r>
       <w:r>
         <w:rPr>
           <w:sz w:val="24"/>
@@ -676,19 +696,7 @@
         <w:rPr>
           <w:sz w:val="24"/>
         </w:rPr>
-        <w:t xml:space="preserve"> En colonne, on retrouve différentes informations sur les expérimentations et les génotypes, ainsi que les valeurs des spectres pour </w:t>
-      </w:r>
-      <w:r>
-        <w:rPr>
-          <w:sz w:val="24"/>
-        </w:rPr>
-        <w:t>1948 longueurs d’ondes (817nm à 2764nm</w:t>
-      </w:r>
-      <w:r>
-        <w:rPr>
-          <w:sz w:val="24"/>
-        </w:rPr>
-        <w:t>).</w:t>
+        <w:t xml:space="preserve"> En colonne, on retrouve différentes informations sur les expérimentations et les génotypes, ainsi que les valeurs des spectres pour 1948 longueurs d’ondes (817nm à 2764nm).</w:t>
       </w:r>
     </w:p>
     <w:p>
@@ -709,7 +717,6 @@
         </w:rPr>
         <w:t>Le second, « </w:t>
       </w:r>
-      <w:proofErr w:type="spellStart"/>
       <w:r>
         <w:rPr>
           <w:i/>
@@ -718,7 +725,6 @@
         </w:rPr>
         <w:t>nirs_powder_MEAN</w:t>
       </w:r>
-      <w:proofErr w:type="spellEnd"/>
       <w:r>
         <w:rPr>
           <w:sz w:val="24"/>
@@ -750,7 +756,6 @@
         </w:rPr>
         <w:t>Le jeu de donnée « </w:t>
       </w:r>
-      <w:proofErr w:type="spellStart"/>
       <w:r>
         <w:rPr>
           <w:i/>
@@ -767,12 +772,23 @@
         </w:rPr>
         <w:t>_FINAL</w:t>
       </w:r>
-      <w:proofErr w:type="spellEnd"/>
-      <w:r>
-        <w:rPr>
-          <w:sz w:val="24"/>
-        </w:rPr>
-        <w:t xml:space="preserve"> » ne contient que des valeurs de spectre. Encore une fois, on n’y trouve aucune information sur les longueurs d’onde (mais nous avons pu faire une correspondance en affichant les spectres), ni sur les génotypes. Et nous n’avons plus 246 lignes (une par génotype) mais 235. Cette fois ci, on peut encore moins faire la correspondance entre les différents spectres et avec les phénotypes puisqu’on ne sait pas à quel individu appartient un spectre. </w:t>
+      <w:r>
+        <w:rPr>
+          <w:sz w:val="24"/>
+        </w:rPr>
+        <w:t xml:space="preserve"> » ne contient que des valeurs de spectre. Encore une fois, on n’y trouve aucune information sur les longueurs d’onde (mais nous avons pu faire une correspondance en affichant les spectres), ni sur les génotypes. Et nous n’avons plus 246 lignes (une par génotype) mais 235. Cette fois ci, on peut encore </w:t>
+      </w:r>
+      <w:r>
+        <w:rPr>
+          <w:sz w:val="24"/>
+        </w:rPr>
+        <w:t>pas</w:t>
+      </w:r>
+      <w:r>
+        <w:rPr>
+          <w:sz w:val="24"/>
+        </w:rPr>
+        <w:t xml:space="preserve">s faire la correspondance entre les différents spectres et avec les phénotypes puisqu’on ne sait pas à quel individu appartient un spectre. </w:t>
       </w:r>
       <w:r>
         <w:rPr>
@@ -802,7 +818,6 @@
         </w:rPr>
         <w:t>Le jeu de donnée « </w:t>
       </w:r>
-      <w:proofErr w:type="spellStart"/>
       <w:r>
         <w:rPr>
           <w:i/>
@@ -811,7 +826,6 @@
         </w:rPr>
         <w:t>nirs_powder_BLUP</w:t>
       </w:r>
-      <w:proofErr w:type="spellEnd"/>
       <w:r>
         <w:rPr>
           <w:sz w:val="24"/>
@@ -824,7 +838,6 @@
         </w:rPr>
         <w:t xml:space="preserve"> a exactement le même problème que « </w:t>
       </w:r>
-      <w:proofErr w:type="spellStart"/>
       <w:r>
         <w:rPr>
           <w:i/>
@@ -833,7 +846,6 @@
         </w:rPr>
         <w:t>nirs_powder_BLUE_FINAL</w:t>
       </w:r>
-      <w:proofErr w:type="spellEnd"/>
       <w:r>
         <w:rPr>
           <w:sz w:val="24"/>
